--- a/Приказ_ИОТ-125_руководители_специалисты.docx
+++ b/Приказ_ИОТ-125_руководители_специалисты.docx
@@ -400,7 +400,7 @@
           <w:b w:val="0"/>
           <w:sz w:val="28"/>
         </w:rPr>
-        <w:t>Приложение: 1. Инструкция по охране труда для руководителей и специалистов ИОТ-125 на 14 л. в 1 экз.</w:t>
+        <w:t>Приложение: 1. Инструкция по охране труда для руководителей и специалистов ИОТ-125 на 16 л. в 1 экз.</w:t>
       </w:r>
     </w:p>
     <w:p>
@@ -1000,6 +1000,23 @@
           <w:szCs w:val="24"/>
         </w:rPr>
         <w:t>–</w:t>
+        <w:tab/>
+        <w:t>на производственных участках, в цехах и на складах при руководстве производственной деятельностью подчиненных работников – для линейных руководителей производства;</w:t>
+      </w:r>
+    </w:p>
+    <w:p>
+      <w:pPr>
+        <w:spacing w:after="0" w:line="240" w:lineRule="auto"/>
+        <w:ind w:left="993" w:hanging="284"/>
+        <w:jc w:val="both"/>
+      </w:pPr>
+      <w:r>
+        <w:rPr>
+          <w:rFonts w:ascii="Times New Roman" w:eastAsia="Times New Roman" w:hAnsi="Times New Roman" w:cs="Times New Roman"/>
+          <w:sz w:val="24"/>
+          <w:szCs w:val="24"/>
+        </w:rPr>
+        <w:t>–</w:t>
       </w:r>
       <w:r>
         <w:rPr>
@@ -1087,6 +1104,23 @@
           <w:szCs w:val="24"/>
         </w:rPr>
         <w:t>–</w:t>
+        <w:tab/>
+        <w:t>линейные руководители производства: начальник производства и его заместители, начальник производственного подразделения, руководитель производственного цеха и его заместитель, главный инженер, начальник участка, мастер участка (в том числе мастер электромонтажного участка);</w:t>
+      </w:r>
+    </w:p>
+    <w:p>
+      <w:pPr>
+        <w:spacing w:after="0" w:line="240" w:lineRule="auto"/>
+        <w:ind w:left="993" w:hanging="284"/>
+        <w:jc w:val="both"/>
+      </w:pPr>
+      <w:r>
+        <w:rPr>
+          <w:rFonts w:ascii="Times New Roman" w:eastAsia="Times New Roman" w:hAnsi="Times New Roman" w:cs="Times New Roman"/>
+          <w:sz w:val="24"/>
+          <w:szCs w:val="24"/>
+        </w:rPr>
+        <w:t>–</w:t>
       </w:r>
       <w:r>
         <w:rPr>
@@ -1110,7 +1144,7 @@
           <w:sz w:val="24"/>
           <w:szCs w:val="24"/>
         </w:rPr>
-        <w:t>1.3. Инструкция не распространяется на выполнение производственных (технологических) операций: обработку материалов, работу на станках и оборудовании, окрасочные, клеевые, слесарные и монтажные работы, в том числе на борту ВС. Если трудовой функцией работника предусмотрено выполнение таких работ, он проходит обучение и инструктаж по инструкциям по охране труда для соответствующих профессий и видов работ.</w:t>
+        <w:t>1.3. Инструкция не распространяется на выполнение производственных (технологических) операций: обработку материалов, работу на станках и оборудовании, окрасочные, клеевые, слесарные и монтажные работы, в том числе на борту ВС. Если трудовой функцией работника предусмотрено выполнение таких работ, он проходит обучение и инструктаж по инструкциям по охране труда для соответствующих профессий и видов работ. Линейные руководители производства, кроме настоящей инструкции, изучают инструкции по охране труда для профессий и видов работ, выполняемых подчиненными работниками, в объеме, необходимом для организации и контроля безопасного выполнения этих работ.</w:t>
       </w:r>
     </w:p>
     <w:p>
@@ -2728,6 +2762,140 @@
     </w:p>
     <w:p>
       <w:pPr>
+        <w:spacing w:after="0" w:line="240" w:lineRule="auto"/>
+        <w:ind w:firstLine="709"/>
+        <w:jc w:val="both"/>
+      </w:pPr>
+      <w:r>
+        <w:rPr>
+          <w:rFonts w:ascii="Times New Roman" w:eastAsia="Times New Roman" w:hAnsi="Times New Roman" w:cs="Times New Roman"/>
+          <w:sz w:val="24"/>
+          <w:szCs w:val="24"/>
+        </w:rPr>
+        <w:t>3.10.1. Линейные руководители производства дополнительно:</w:t>
+      </w:r>
+    </w:p>
+    <w:p>
+      <w:pPr>
+        <w:spacing w:after="0" w:line="240" w:lineRule="auto"/>
+        <w:ind w:left="993" w:hanging="284"/>
+        <w:jc w:val="both"/>
+      </w:pPr>
+      <w:r>
+        <w:rPr>
+          <w:rFonts w:ascii="Times New Roman" w:eastAsia="Times New Roman" w:hAnsi="Times New Roman" w:cs="Times New Roman"/>
+          <w:sz w:val="24"/>
+          <w:szCs w:val="24"/>
+        </w:rPr>
+        <w:t>–</w:t>
+        <w:tab/>
+        <w:t>выдают производственные задания с указанием мер безопасности; не допускают выполнения работ на неисправном оборудовании, при отсутствии или неисправности ограждений, блокировок, вентиляции, а также без необходимых СИЗ;</w:t>
+      </w:r>
+    </w:p>
+    <w:p>
+      <w:pPr>
+        <w:spacing w:after="0" w:line="240" w:lineRule="auto"/>
+        <w:ind w:left="993" w:hanging="284"/>
+        <w:jc w:val="both"/>
+      </w:pPr>
+      <w:r>
+        <w:rPr>
+          <w:rFonts w:ascii="Times New Roman" w:eastAsia="Times New Roman" w:hAnsi="Times New Roman" w:cs="Times New Roman"/>
+          <w:sz w:val="24"/>
+          <w:szCs w:val="24"/>
+        </w:rPr>
+        <w:t>–</w:t>
+        <w:tab/>
+        <w:t>проводят инструктажи по охране труда на рабочем месте и организуют стажировку подчиненных работников, если это возложено на них распорядительным документом Общества;</w:t>
+      </w:r>
+    </w:p>
+    <w:p>
+      <w:pPr>
+        <w:spacing w:after="0" w:line="240" w:lineRule="auto"/>
+        <w:ind w:left="993" w:hanging="284"/>
+        <w:jc w:val="both"/>
+      </w:pPr>
+      <w:r>
+        <w:rPr>
+          <w:rFonts w:ascii="Times New Roman" w:eastAsia="Times New Roman" w:hAnsi="Times New Roman" w:cs="Times New Roman"/>
+          <w:sz w:val="24"/>
+          <w:szCs w:val="24"/>
+        </w:rPr>
+        <w:t>–</w:t>
+        <w:tab/>
+        <w:t>организуют оформление нарядов-допусков на работы повышенной опасности и контролируют выполнение предусмотренных ими мер безопасности;</w:t>
+      </w:r>
+    </w:p>
+    <w:p>
+      <w:pPr>
+        <w:spacing w:after="0" w:line="240" w:lineRule="auto"/>
+        <w:ind w:left="993" w:hanging="284"/>
+        <w:jc w:val="both"/>
+      </w:pPr>
+      <w:r>
+        <w:rPr>
+          <w:rFonts w:ascii="Times New Roman" w:eastAsia="Times New Roman" w:hAnsi="Times New Roman" w:cs="Times New Roman"/>
+          <w:sz w:val="24"/>
+          <w:szCs w:val="24"/>
+        </w:rPr>
+        <w:t>–</w:t>
+        <w:tab/>
+        <w:t>контролируют наличие, исправность и правильное применение работниками СИЗ;</w:t>
+      </w:r>
+    </w:p>
+    <w:p>
+      <w:pPr>
+        <w:spacing w:after="0" w:line="240" w:lineRule="auto"/>
+        <w:ind w:left="993" w:hanging="284"/>
+        <w:jc w:val="both"/>
+      </w:pPr>
+      <w:r>
+        <w:rPr>
+          <w:rFonts w:ascii="Times New Roman" w:eastAsia="Times New Roman" w:hAnsi="Times New Roman" w:cs="Times New Roman"/>
+          <w:sz w:val="24"/>
+          <w:szCs w:val="24"/>
+        </w:rPr>
+        <w:t>–</w:t>
+        <w:tab/>
+        <w:t>контролируют соблюдение требований к хранению и применению на участке химических веществ, легковоспламеняющихся жидкостей, газовых баллонов;</w:t>
+      </w:r>
+    </w:p>
+    <w:p>
+      <w:pPr>
+        <w:spacing w:after="0" w:line="240" w:lineRule="auto"/>
+        <w:ind w:left="993" w:hanging="284"/>
+        <w:jc w:val="both"/>
+      </w:pPr>
+      <w:r>
+        <w:rPr>
+          <w:rFonts w:ascii="Times New Roman" w:eastAsia="Times New Roman" w:hAnsi="Times New Roman" w:cs="Times New Roman"/>
+          <w:sz w:val="24"/>
+          <w:szCs w:val="24"/>
+        </w:rPr>
+        <w:t>–</w:t>
+        <w:tab/>
+        <w:t>приостанавливают работы при возникновении угрозы жизни и здоровью работников и сообщают об этом вышестоящему руководителю;</w:t>
+      </w:r>
+    </w:p>
+    <w:p>
+      <w:pPr>
+        <w:spacing w:after="0" w:line="240" w:lineRule="auto"/>
+        <w:ind w:left="993" w:hanging="284"/>
+        <w:jc w:val="both"/>
+      </w:pPr>
+      <w:r>
+        <w:rPr>
+          <w:rFonts w:ascii="Times New Roman" w:eastAsia="Times New Roman" w:hAnsi="Times New Roman" w:cs="Times New Roman"/>
+          <w:sz w:val="24"/>
+          <w:szCs w:val="24"/>
+        </w:rPr>
+        <w:t>–</w:t>
+        <w:tab/>
+        <w:t>обеспечивают учет микроповреждений (микротравм) работников и участвуют в расследовании несчастных случаев.</w:t>
+      </w:r>
+    </w:p>
+    <w:p>
+      <w:pPr>
         <w:keepNext/>
         <w:spacing w:before="120" w:after="0" w:line="240" w:lineRule="auto"/>
         <w:ind w:firstLine="709"/>
@@ -3147,7 +3315,7 @@
           <w:sz w:val="24"/>
           <w:szCs w:val="24"/>
         </w:rPr>
-        <w:t>3.13.2. При посещении производственных участков по изготовлению интерьеров ВС, складов и территории Общества на работника могут дополнительно воздействовать:</w:t>
+        <w:t>3.13.2. При посещении производственных участков по изготовлению интерьеров ВС, складов и территории Общества на работника могут дополнительно воздействовать (на линейных руководителей производства – в течение всей рабочей смены):</w:t>
       </w:r>
     </w:p>
     <w:p>
@@ -3833,6 +4001,21 @@
           <w:szCs w:val="24"/>
         </w:rPr>
         <w:t>3.14.3. Нахождение в зонах, для которых предусмотрено обязательное применение СИЗ, без соответствующих СИЗ запрещается.</w:t>
+      </w:r>
+    </w:p>
+    <w:p>
+      <w:pPr>
+        <w:spacing w:after="0" w:line="240" w:lineRule="auto"/>
+        <w:ind w:firstLine="709"/>
+        <w:jc w:val="both"/>
+      </w:pPr>
+      <w:r>
+        <w:rPr>
+          <w:rFonts w:ascii="Times New Roman" w:eastAsia="Times New Roman" w:hAnsi="Times New Roman" w:cs="Times New Roman"/>
+          <w:sz w:val="24"/>
+          <w:szCs w:val="24"/>
+        </w:rPr>
+        <w:t>3.14.4. Линейным руководителям производства СИЗ выдаются в соответствии с Нормами бесплатной выдачи СИЗ Общества для занимаемой должности и применяются в течение всего времени нахождения на производственном участке.</w:t>
       </w:r>
     </w:p>
     <w:p>
@@ -4542,6 +4725,121 @@
     </w:p>
     <w:p>
       <w:pPr>
+        <w:spacing w:after="0" w:line="240" w:lineRule="auto"/>
+        <w:ind w:firstLine="709"/>
+        <w:jc w:val="both"/>
+      </w:pPr>
+      <w:r>
+        <w:rPr>
+          <w:rFonts w:ascii="Times New Roman" w:eastAsia="Times New Roman" w:hAnsi="Times New Roman" w:cs="Times New Roman"/>
+          <w:sz w:val="24"/>
+          <w:szCs w:val="24"/>
+        </w:rPr>
+        <w:t>4.6. Подготовка к работе линейных руководителей производства.</w:t>
+      </w:r>
+    </w:p>
+    <w:p>
+      <w:pPr>
+        <w:spacing w:after="0" w:line="240" w:lineRule="auto"/>
+        <w:ind w:firstLine="709"/>
+        <w:jc w:val="both"/>
+      </w:pPr>
+      <w:r>
+        <w:rPr>
+          <w:rFonts w:ascii="Times New Roman" w:eastAsia="Times New Roman" w:hAnsi="Times New Roman" w:cs="Times New Roman"/>
+          <w:sz w:val="24"/>
+          <w:szCs w:val="24"/>
+        </w:rPr>
+        <w:t>4.6.1. Перед началом смены линейный руководитель производства должен:</w:t>
+      </w:r>
+    </w:p>
+    <w:p>
+      <w:pPr>
+        <w:spacing w:after="0" w:line="240" w:lineRule="auto"/>
+        <w:ind w:left="993" w:hanging="284"/>
+        <w:jc w:val="both"/>
+      </w:pPr>
+      <w:r>
+        <w:rPr>
+          <w:rFonts w:ascii="Times New Roman" w:eastAsia="Times New Roman" w:hAnsi="Times New Roman" w:cs="Times New Roman"/>
+          <w:sz w:val="24"/>
+          <w:szCs w:val="24"/>
+        </w:rPr>
+        <w:t>–</w:t>
+        <w:tab/>
+        <w:t>надеть выданные СИЗ;</w:t>
+      </w:r>
+    </w:p>
+    <w:p>
+      <w:pPr>
+        <w:spacing w:after="0" w:line="240" w:lineRule="auto"/>
+        <w:ind w:left="993" w:hanging="284"/>
+        <w:jc w:val="both"/>
+      </w:pPr>
+      <w:r>
+        <w:rPr>
+          <w:rFonts w:ascii="Times New Roman" w:eastAsia="Times New Roman" w:hAnsi="Times New Roman" w:cs="Times New Roman"/>
+          <w:sz w:val="24"/>
+          <w:szCs w:val="24"/>
+        </w:rPr>
+        <w:t>–</w:t>
+        <w:tab/>
+        <w:t>осмотреть участок: состояние проходов и проездов, ограждений, освещения, вентиляции, наличие и исправность первичных средств пожаротушения и аптечки для оказания первой помощи;</w:t>
+      </w:r>
+    </w:p>
+    <w:p>
+      <w:pPr>
+        <w:spacing w:after="0" w:line="240" w:lineRule="auto"/>
+        <w:ind w:left="993" w:hanging="284"/>
+        <w:jc w:val="both"/>
+      </w:pPr>
+      <w:r>
+        <w:rPr>
+          <w:rFonts w:ascii="Times New Roman" w:eastAsia="Times New Roman" w:hAnsi="Times New Roman" w:cs="Times New Roman"/>
+          <w:sz w:val="24"/>
+          <w:szCs w:val="24"/>
+        </w:rPr>
+        <w:t>–</w:t>
+        <w:tab/>
+        <w:t>убедиться в исправности оборудования, защитных и предохранительных устройств, ознакомиться с записями предыдущей смены о неисправностях;</w:t>
+      </w:r>
+    </w:p>
+    <w:p>
+      <w:pPr>
+        <w:spacing w:after="0" w:line="240" w:lineRule="auto"/>
+        <w:ind w:left="993" w:hanging="284"/>
+        <w:jc w:val="both"/>
+      </w:pPr>
+      <w:r>
+        <w:rPr>
+          <w:rFonts w:ascii="Times New Roman" w:eastAsia="Times New Roman" w:hAnsi="Times New Roman" w:cs="Times New Roman"/>
+          <w:sz w:val="24"/>
+          <w:szCs w:val="24"/>
+        </w:rPr>
+        <w:t>–</w:t>
+        <w:tab/>
+        <w:t>проверить явку работников, наличие у них СИЗ; не допускать к работе работников с признаками опьянения или недомогания;</w:t>
+      </w:r>
+    </w:p>
+    <w:p>
+      <w:pPr>
+        <w:spacing w:after="0" w:line="240" w:lineRule="auto"/>
+        <w:ind w:left="993" w:hanging="284"/>
+        <w:jc w:val="both"/>
+      </w:pPr>
+      <w:r>
+        <w:rPr>
+          <w:rFonts w:ascii="Times New Roman" w:eastAsia="Times New Roman" w:hAnsi="Times New Roman" w:cs="Times New Roman"/>
+          <w:sz w:val="24"/>
+          <w:szCs w:val="24"/>
+        </w:rPr>
+        <w:t>–</w:t>
+        <w:tab/>
+        <w:t>выдать задания с указанием мер безопасности, при необходимости оформить наряд-допуск.</w:t>
+      </w:r>
+    </w:p>
+    <w:p>
+      <w:pPr>
         <w:keepNext/>
         <w:spacing w:before="200" w:after="120" w:line="240" w:lineRule="auto"/>
         <w:jc w:val="center"/>
@@ -5810,6 +6108,81 @@
     </w:p>
     <w:p>
       <w:pPr>
+        <w:spacing w:after="0" w:line="240" w:lineRule="auto"/>
+        <w:ind w:firstLine="709"/>
+        <w:jc w:val="both"/>
+      </w:pPr>
+      <w:r>
+        <w:rPr>
+          <w:rFonts w:ascii="Times New Roman" w:eastAsia="Times New Roman" w:hAnsi="Times New Roman" w:cs="Times New Roman"/>
+          <w:sz w:val="24"/>
+          <w:szCs w:val="24"/>
+        </w:rPr>
+        <w:t>5.8. Требования безопасности для линейных руководителей производства.</w:t>
+      </w:r>
+    </w:p>
+    <w:p>
+      <w:pPr>
+        <w:spacing w:after="0" w:line="240" w:lineRule="auto"/>
+        <w:ind w:firstLine="709"/>
+        <w:jc w:val="both"/>
+      </w:pPr>
+      <w:r>
+        <w:rPr>
+          <w:rFonts w:ascii="Times New Roman" w:eastAsia="Times New Roman" w:hAnsi="Times New Roman" w:cs="Times New Roman"/>
+          <w:sz w:val="24"/>
+          <w:szCs w:val="24"/>
+        </w:rPr>
+        <w:t>5.8.1. В течение смены контролировать соблюдение работниками технологической дисциплины, требований инструкций по охране труда, применение СИЗ.</w:t>
+      </w:r>
+    </w:p>
+    <w:p>
+      <w:pPr>
+        <w:spacing w:after="0" w:line="240" w:lineRule="auto"/>
+        <w:ind w:firstLine="709"/>
+        <w:jc w:val="both"/>
+      </w:pPr>
+      <w:r>
+        <w:rPr>
+          <w:rFonts w:ascii="Times New Roman" w:eastAsia="Times New Roman" w:hAnsi="Times New Roman" w:cs="Times New Roman"/>
+          <w:sz w:val="24"/>
+          <w:szCs w:val="24"/>
+        </w:rPr>
+        <w:t>5.8.2. При обнаружении нарушения, создающего угрозу жизни и здоровью работников, немедленно приостановить работу и принять меры к устранению нарушения.</w:t>
+      </w:r>
+    </w:p>
+    <w:p>
+      <w:pPr>
+        <w:spacing w:after="0" w:line="240" w:lineRule="auto"/>
+        <w:ind w:firstLine="709"/>
+        <w:jc w:val="both"/>
+      </w:pPr>
+      <w:r>
+        <w:rPr>
+          <w:rFonts w:ascii="Times New Roman" w:eastAsia="Times New Roman" w:hAnsi="Times New Roman" w:cs="Times New Roman"/>
+          <w:sz w:val="24"/>
+          <w:szCs w:val="24"/>
+        </w:rPr>
+        <w:t>5.8.3. Не допускать загромождения проходов и рабочих мест, хранения на участке химических веществ и легковоспламеняющихся жидкостей сверх сменной потребности.</w:t>
+      </w:r>
+    </w:p>
+    <w:p>
+      <w:pPr>
+        <w:spacing w:after="0" w:line="240" w:lineRule="auto"/>
+        <w:ind w:firstLine="709"/>
+        <w:jc w:val="both"/>
+      </w:pPr>
+      <w:r>
+        <w:rPr>
+          <w:rFonts w:ascii="Times New Roman" w:eastAsia="Times New Roman" w:hAnsi="Times New Roman" w:cs="Times New Roman"/>
+          <w:sz w:val="24"/>
+          <w:szCs w:val="24"/>
+        </w:rPr>
+        <w:t>5.8.4. Не выполнять лично производственные операции, по которым не пройдены обучение и инструктаж по соответствующим инструкциям по охране труда (п. 1.3).</w:t>
+      </w:r>
+    </w:p>
+    <w:p>
+      <w:pPr>
         <w:keepNext/>
         <w:spacing w:before="200" w:after="120" w:line="240" w:lineRule="auto"/>
         <w:jc w:val="center"/>
@@ -6694,6 +7067,21 @@
           <w:szCs w:val="24"/>
         </w:rPr>
         <w:t>7.5.1. Об окончании работы и всех недостатках, обнаруженных во время работы, известить своего непосредственного руководителя.</w:t>
+      </w:r>
+    </w:p>
+    <w:p>
+      <w:pPr>
+        <w:spacing w:after="0" w:line="240" w:lineRule="auto"/>
+        <w:ind w:firstLine="709"/>
+        <w:jc w:val="both"/>
+      </w:pPr>
+      <w:r>
+        <w:rPr>
+          <w:rFonts w:ascii="Times New Roman" w:eastAsia="Times New Roman" w:hAnsi="Times New Roman" w:cs="Times New Roman"/>
+          <w:sz w:val="24"/>
+          <w:szCs w:val="24"/>
+        </w:rPr>
+        <w:t>7.5.2. Линейный руководитель производства по окончании смены проверяет отключение оборудования (кроме работающего в непрерывном режиме), уборку рабочих мест, возврат химических веществ и легковоспламеняющихся жидкостей в места хранения, отсутствие источников возгорания; сообщает принимающему смену и вышестоящему руководителю о выявленных недостатках.</w:t>
       </w:r>
     </w:p>
     <w:p>
